--- a/companies/dev-mini/Engagements/Reeves, Miller and Thompson/2021.04.08 - Kickoff Memo - Integration Support.docx
+++ b/companies/dev-mini/Engagements/Reeves, Miller and Thompson/2021.04.08 - Kickoff Memo - Integration Support.docx
@@ -3,35 +3,27 @@
 <w:document xmlns:wpc="http://schemas.microsoft.com/office/word/2010/wordprocessingCanvas" xmlns:mo="http://schemas.microsoft.com/office/mac/office/2008/main" xmlns:mc="http://schemas.openxmlformats.org/markup-compatibility/2006" xmlns:mv="urn:schemas-microsoft-com:mac:vml" xmlns:o="urn:schemas-microsoft-com:office:office" xmlns:r="http://schemas.openxmlformats.org/officeDocument/2006/relationships" xmlns:m="http://schemas.openxmlformats.org/officeDocument/2006/math" xmlns:v="urn:schemas-microsoft-com:vml" xmlns:wp14="http://schemas.microsoft.com/office/word/2010/wordprocessingDrawing" xmlns:wp="http://schemas.openxmlformats.org/drawingml/2006/wordprocessingDrawing" xmlns:w10="urn:schemas-microsoft-com:office:word" xmlns:w="http://schemas.openxmlformats.org/wordprocessingml/2006/main" xmlns:w14="http://schemas.microsoft.com/office/word/2010/wordml" xmlns:wpg="http://schemas.microsoft.com/office/word/2010/wordprocessingGroup" xmlns:wpi="http://schemas.microsoft.com/office/word/2010/wordprocessingInk" xmlns:wne="http://schemas.microsoft.com/office/word/2006/wordml" xmlns:wps="http://schemas.microsoft.com/office/word/2010/wordprocessingShape" mc:Ignorable="w14 wp14">
   <w:body>
     <w:p>
-      <w:pPr>
-        <w:pStyle w:val="Heading1"/>
-      </w:pPr>
       <w:r>
-        <w:t>Engagement Kickoff: Integration Support</w:t>
+        <w:t>To: Robert Miller, Jennifer Fletcher</w:t>
+        <w:br/>
+        <w:t>From: Cynthia Ball</w:t>
+        <w:br/>
+        <w:t>Re: Kickoff, integration support for Reeves, Miller and Thompson</w:t>
       </w:r>
     </w:p>
     <w:p>
       <w:r>
-        <w:t>To: Engagement team</w:t>
-        <w:br/>
-        <w:t>From: Cynthia Ball</w:t>
-        <w:br/>
-        <w:t>Re: Integration support for Reeves, Miller and Thompson</w:t>
+        <w:t>The engagement commenced on April 5, 2021. This memo records the objectives as I understood them from our internal session, and how we agreed the work divides. It is a working document. Where I have written down the wrong thing, tell me and I will reissue it.</w:t>
       </w:r>
     </w:p>
     <w:p>
       <w:r>
-        <w:t>Our integration support for Reeves, Miller and Thompson is underway as of April 5, 2021, and I want us aligned on what we are here to do before we are heads-down in it. The objective is narrow and practical: help the client bring the business it acquired into one organization over the coming months, without dropping the day-to-day in the process. Two companies are still being run as two. Our job is to give the integration a plan, put a simple cadence around it, and keep an honest picture of where it stands so nothing important slips while everyone is busy. We build that picture from how the work actually runs today, function by function, and draw conclusions second. An integration is not one big decision but a few hundred small ones, and the ones that hurt are usually the ones nobody owned. Our sponsor and primary contact is Christopher Cole, General Manager, and requests to the client for people, data, or time should route through Jennifer Fletcher rather than going direct.</w:t>
+        <w:t>The objective is narrower than the proposal makes it sound. The client does not need a description of two businesses. It needs to be able to take an order, schedule it, deliver it, and bill it the same way on both sides before we leave. I would test everything we produce against that sentence. Work that does not move a decision toward it is interesting rather than useful, and we do not have the weeks for interesting.</w:t>
       </w:r>
     </w:p>
     <w:p>
       <w:r>
-        <w:t>A word on how we are splitting the work. Robert Miller will lead the current-state read of operations, tracing how each function is run on both sides so the plan reflects the floor and not the org chart. Jennifer Fletcher owns the integration plan and the client relationship, and will keep the work pointed at the decisions Christopher Cole and his team actually have to make. I will stand up and keep the integration tracker, the one page that shows every move, its owner, and whether it is on track, so we are all reading from the same sheet. If a workstream is not on that tracker, it is not being managed, so flag anything you are carrying that I have missed.</w:t>
-      </w:r>
-    </w:p>
-    <w:p>
-      <w:r>
-        <w:t>On cadence: we will run a short weekly working session with the client, held to what is on track, what is stuck, and what needs a decision, and we will not let it turn into status theater. Between sessions the tracker is the source of truth, so keep your entries current and plain. The whole value of the cadence is that Christopher Cole can look at one page and know where the integration actually stands, not where we hope it stands. When something slips, say so early; a slip named this week is a scheduling problem, and the same slip found late is a fire.</w:t>
+        <w:t>Two constraints from the client should be stated early. Christopher Cole is our single point of contact. He has asked that requests for data and for people's time route through him for the first month rather than going direct to the acquired side. I do not read that as obstruction. The people we are about to ask have just been acquired, and a consultant arriving unannounced confirms every fear they already hold.</w:t>
       </w:r>
     </w:p>
     <w:p>
@@ -39,47 +31,32 @@
         <w:pStyle w:val="Heading2"/>
       </w:pPr>
       <w:r>
-        <w:t>Workstreams</w:t>
+        <w:t>How the Work Divides</w:t>
       </w:r>
     </w:p>
     <w:p>
-      <w:pPr>
-        <w:pStyle w:val="ListBullet"/>
-      </w:pPr>
       <w:r>
-        <w:t>Organization and leadership. Confirm the combined reporting lines, name an owner for each function, and settle the handful of role questions that are holding other decisions up.</w:t>
+        <w:t>1. Operating baseline. Robert Miller owns it. Order intake, scheduling, delivery, billing and collections, on both sides, observed rather than described to us. I will handle interview scheduling and the write-ups. The baseline is the input to everything else, so it is also the piece with no slack in it.</w:t>
       </w:r>
     </w:p>
     <w:p>
-      <w:pPr>
-        <w:pStyle w:val="ListBullet"/>
-      </w:pPr>
       <w:r>
-        <w:t>Finance and systems. Map the two finance functions and the systems behind them, and set the sequence for bringing reporting, the chart of accounts, and payables onto one basis.</w:t>
+        <w:t>2. Definitions. Jennifer Fletcher owns it, and I expect it to cause the most trouble. The two businesses do not mean the same thing by an open order, an active customer, or a completed job. Until they do, no comparison we produce is safe and no combined number either side reports means anything.</w:t>
       </w:r>
     </w:p>
     <w:p>
-      <w:pPr>
-        <w:pStyle w:val="ListBullet"/>
-      </w:pPr>
       <w:r>
-        <w:t>Operations. Read how each side runs its core operations today, find the overlaps and the gaps, and plan the moves that consolidate without interrupting service.</w:t>
+        <w:t>3. Organization and roles. Jennifer Fletcher owns it. Role by role across the combined business, showing the overlaps, the gaps, and the people whose departure would hurt. This one is sensitive. It circulates to our team and to Christopher Cole and to nobody else without his express agreement.</w:t>
       </w:r>
     </w:p>
     <w:p>
-      <w:pPr>
-        <w:pStyle w:val="ListBullet"/>
-      </w:pPr>
       <w:r>
-        <w:t>Commercial continuity. Make sure customers, orders, and key contracts carry across the transition cleanly, and that no account goes quiet because no one was sure who owned it.</w:t>
+        <w:t>4. Systems and data. Robert Miller owns it, with me on the data. Two order-entry systems, two account structures, one decision. The decision is not automatically convergence, and we should not walk in assuming that it is.</w:t>
       </w:r>
     </w:p>
     <w:p>
-      <w:pPr>
-        <w:pStyle w:val="ListBullet"/>
-      </w:pPr>
       <w:r>
-        <w:t>People and communications. Keep the people questions ahead of the rumor mill: retention of the staff who matter, a plain integration message, and a schedule for who hears what and when.</w:t>
+        <w:t>5. Decision log and reporting. Mine. One log, one line per decision, an owner and a date needed against each entry. I expect the client to still be using it after we have gone, so I would rather it were dull and current than clever.</w:t>
       </w:r>
     </w:p>
     <w:p>
@@ -87,47 +64,37 @@
         <w:pStyle w:val="Heading2"/>
       </w:pPr>
       <w:r>
-        <w:t>Next Steps</w:t>
+        <w:t>First Two Weeks</w:t>
       </w:r>
     </w:p>
     <w:p>
-      <w:pPr>
-        <w:pStyle w:val="ListBullet"/>
-      </w:pPr>
       <w:r>
-        <w:t>Robert Miller will schedule the current-state interviews across both organizations and circulate the function list this week.</w:t>
+        <w:t>1. Site visits. Both sites, in person, before a single interview is booked. Robert Miller has asked for two full days at each and I have placed holds accordingly.</w:t>
       </w:r>
     </w:p>
     <w:p>
-      <w:pPr>
-        <w:pStyle w:val="ListBullet"/>
-      </w:pPr>
       <w:r>
-        <w:t>Robert Miller and Jennifer Fletcher will agree the interview guide so both sides are read the same way and the findings line up.</w:t>
+        <w:t>2. Data request. I will send one consolidated request through Christopher Cole this week. One request, not five. A drip of small requests reads as disorganization and each one is answered more slowly than the last.</w:t>
       </w:r>
     </w:p>
     <w:p>
-      <w:pPr>
-        <w:pStyle w:val="ListBullet"/>
-      </w:pPr>
       <w:r>
-        <w:t>Jennifer Fletcher will set the weekly integration cadence with Christopher Cole and confirm who from the client joins each workstream.</w:t>
+        <w:t>3. Interview list. Names from both of you by the end of the week, please. I will schedule across the two sites and take the first few by video where the travel cannot be justified.</w:t>
       </w:r>
     </w:p>
     <w:p>
-      <w:pPr>
-        <w:pStyle w:val="ListBullet"/>
-      </w:pPr>
       <w:r>
-        <w:t>I will stand up the integration tracker and send the template so owners can start logging moves against it.</w:t>
+        <w:t>4. Standing meeting. A weekly integration session with Christopher Cole, the same day and time each week, beginning next week. I will keep the minutes and circulate them within a day of the session.</w:t>
       </w:r>
     </w:p>
     <w:p>
-      <w:pPr>
-        <w:pStyle w:val="ListBullet"/>
-      </w:pPr>
       <w:r>
-        <w:t>Everyone: capture the open questions as they surface. The early weeks are when the awkward ones are cheapest to ask, so ask them.</w:t>
+        <w:t>5. Working papers. Interview notes into the engagement file the same day. We told the client we would not attribute what people tell us, so the notes carry the role and not the person. That promise is worth nothing if it starts in the third week.</w:t>
+      </w:r>
+    </w:p>
+    <w:p>
+      <w:r>
+        <w:t>One thing to agree before we start. If either of you settles something with Christopher Cole outside the standing meeting, tell me the same day so that it reaches the log. A decision that lives only in somebody's memory is the one that surfaces at cutover as a disagreement neither side can settle.</w:t>
       </w:r>
     </w:p>
     <w:sectPr>
